--- a/0010_mood_board/0010_mood_board.docx
+++ b/0010_mood_board/0010_mood_board.docx
@@ -2,13 +2,264 @@
 <file path=word/document.xml><?xml version="1.0" encoding="utf-8"?>
 <w:document xmlns:w="http://schemas.openxmlformats.org/wordprocessingml/2006/main" xmlns:m="http://schemas.openxmlformats.org/officeDocument/2006/math" xmlns:r="http://schemas.openxmlformats.org/officeDocument/2006/relationships" xmlns:o="urn:schemas-microsoft-com:office:office" xmlns:v="urn:schemas-microsoft-com:vml" xmlns:w10="urn:schemas-microsoft-com:office:word" xmlns:a="http://schemas.openxmlformats.org/drawingml/2006/main" xmlns:pic="http://schemas.openxmlformats.org/drawingml/2006/picture" xmlns:wp="http://schemas.openxmlformats.org/drawingml/2006/wordprocessingDrawing">
   <w:body>
-    <w:bookmarkStart w:id="53" w:name="iteration-0010-mood-board-palettes-v1"/>
+    <w:bookmarkStart w:id="54" w:name="iteration-0010-mood-board-palettes-v1"/>
     <w:p>
       <w:pPr>
         <w:pStyle w:val="Heading1"/>
       </w:pPr>
       <w:r>
         <w:t xml:space="preserve">Iteration 0010 — Mood Board (Palettes V1)</w:t>
+      </w:r>
+    </w:p>
+    <w:p>
+      <w:pPr>
+        <w:pStyle w:val="Heading2"/>
+      </w:pPr>
+      <w:bookmarkStart w:id="9" w:name="X15fe45fd35a3898cec2809a953f74255a18bbe7"/>
+      <w:r>
+        <w:t xml:space="preserve">WARNING: AS-BUILT CORRECTION — 2026-06-07 (reconciled to live site + origin/main @ 34347c3c)</w:t>
+      </w:r>
+      <w:bookmarkEnd w:id="9"/>
+    </w:p>
+    <w:p>
+      <w:pPr>
+        <w:pStyle w:val="BlockText"/>
+      </w:pPr>
+      <w:r>
+        <w:rPr>
+          <w:b/>
+          <w:bCs/>
+        </w:rPr>
+        <w:t xml:space="preserve">This spec is HISTORICAL.</w:t>
+      </w:r>
+      <w:r>
+        <w:t xml:space="preserve"> </w:t>
+      </w:r>
+      <w:r>
+        <w:t xml:space="preserve">Authoritative current state = the live site (www.setnayan.com) + shipped code +</w:t>
+      </w:r>
+      <w:r>
+        <w:t xml:space="preserve"> </w:t>
+      </w:r>
+      <w:r>
+        <w:rPr>
+          <w:rStyle w:val="VerbatimChar"/>
+        </w:rPr>
+        <w:t xml:space="preserve">AS_BUILT_GROUND_TRUTH_2026-06-07.md</w:t>
+      </w:r>
+      <w:r>
+        <w:t xml:space="preserve">. Deltas vs what actually shipped:</w:t>
+      </w:r>
+      <w:r>
+        <w:t xml:space="preserve"> </w:t>
+      </w:r>
+      <w:r>
+        <w:t xml:space="preserve">-</w:t>
+      </w:r>
+      <w:r>
+        <w:t xml:space="preserve"> </w:t>
+      </w:r>
+      <w:r>
+        <w:rPr>
+          <w:b/>
+          <w:bCs/>
+        </w:rPr>
+        <w:t xml:space="preserve">SHIPPED simpler than specced.</w:t>
+      </w:r>
+      <w:r>
+        <w:t xml:space="preserve"> </w:t>
+      </w:r>
+      <w:r>
+        <w:rPr>
+          <w:rStyle w:val="VerbatimChar"/>
+        </w:rPr>
+        <w:t xml:space="preserve">app/dashboard/[eventId]/add-ons/mood-board/</w:t>
+      </w:r>
+      <w:r>
+        <w:t xml:space="preserve"> </w:t>
+      </w:r>
+      <w:r>
+        <w:t xml:space="preserve">ships</w:t>
+      </w:r>
+      <w:r>
+        <w:t xml:space="preserve"> </w:t>
+      </w:r>
+      <w:r>
+        <w:rPr>
+          <w:rStyle w:val="VerbatimChar"/>
+        </w:rPr>
+        <w:t xml:space="preserve">palette-editor.tsx</w:t>
+      </w:r>
+      <w:r>
+        <w:t xml:space="preserve"> </w:t>
+      </w:r>
+      <w:r>
+        <w:t xml:space="preserve">+</w:t>
+      </w:r>
+      <w:r>
+        <w:t xml:space="preserve"> </w:t>
+      </w:r>
+      <w:r>
+        <w:rPr>
+          <w:rStyle w:val="VerbatimChar"/>
+        </w:rPr>
+        <w:t xml:space="preserve">visual-preview.tsx</w:t>
+      </w:r>
+      <w:r>
+        <w:t xml:space="preserve"> </w:t>
+      </w:r>
+      <w:r>
+        <w:t xml:space="preserve">+</w:t>
+      </w:r>
+      <w:r>
+        <w:t xml:space="preserve"> </w:t>
+      </w:r>
+      <w:r>
+        <w:rPr>
+          <w:rStyle w:val="VerbatimChar"/>
+        </w:rPr>
+        <w:t xml:space="preserve">wedding-attire-guide.tsx</w:t>
+      </w:r>
+      <w:r>
+        <w:t xml:space="preserve"> </w:t>
+      </w:r>
+      <w:r>
+        <w:t xml:space="preserve">— a palette + per-role attire-color guide persisting to</w:t>
+      </w:r>
+      <w:r>
+        <w:t xml:space="preserve"> </w:t>
+      </w:r>
+      <w:r>
+        <w:rPr>
+          <w:rStyle w:val="VerbatimChar"/>
+        </w:rPr>
+        <w:t xml:space="preserve">events.attire_guide_palette</w:t>
+      </w:r>
+      <w:r>
+        <w:t xml:space="preserve"> </w:t>
+      </w:r>
+      <w:r>
+        <w:t xml:space="preserve">(JSONB). It does</w:t>
+      </w:r>
+      <w:r>
+        <w:t xml:space="preserve"> </w:t>
+      </w:r>
+      <w:r>
+        <w:rPr>
+          <w:b/>
+          <w:bCs/>
+        </w:rPr>
+        <w:t xml:space="preserve">not</w:t>
+      </w:r>
+      <w:r>
+        <w:t xml:space="preserve"> </w:t>
+      </w:r>
+      <w:r>
+        <w:t xml:space="preserve">ship the full 7-category</w:t>
+      </w:r>
+      <w:r>
+        <w:t xml:space="preserve"> </w:t>
+      </w:r>
+      <w:r>
+        <w:t xml:space="preserve">“Setnayan Guide rule engine”</w:t>
+      </w:r>
+      <w:r>
+        <w:t xml:space="preserve"> </w:t>
+      </w:r>
+      <w:r>
+        <w:t xml:space="preserve">(cohesion/contrast/60-30-10/master-palette-dedup), the 20 pre-template themes, or the image-color-extraction pipeline as described — treat those as design intent, not as-built.</w:t>
+      </w:r>
+      <w:r>
+        <w:t xml:space="preserve"> </w:t>
+      </w:r>
+      <w:r>
+        <w:t xml:space="preserve">-</w:t>
+      </w:r>
+      <w:r>
+        <w:t xml:space="preserve"> </w:t>
+      </w:r>
+      <w:r>
+        <w:rPr>
+          <w:b/>
+          <w:bCs/>
+        </w:rPr>
+        <w:t xml:space="preserve">Free planning tool</w:t>
+      </w:r>
+      <w:r>
+        <w:t xml:space="preserve"> </w:t>
+      </w:r>
+      <w:r>
+        <w:t xml:space="preserve">for couples (one of the</w:t>
+      </w:r>
+      <w:r>
+        <w:t xml:space="preserve"> </w:t>
+      </w:r>
+      <w:r>
+        <w:t xml:space="preserve">“18 free planning tools”</w:t>
+      </w:r>
+      <w:r>
+        <w:t xml:space="preserve"> </w:t>
+      </w:r>
+      <w:r>
+        <w:t xml:space="preserve">on the live site). No payment dependency; the</w:t>
+      </w:r>
+      <w:r>
+        <w:t xml:space="preserve"> </w:t>
+      </w:r>
+      <w:r>
+        <w:rPr>
+          <w:rStyle w:val="VerbatimChar"/>
+        </w:rPr>
+        <w:t xml:space="preserve">tool_mood_board_weekly</w:t>
+      </w:r>
+      <w:r>
+        <w:t xml:space="preserve"> </w:t>
+      </w:r>
+      <w:r>
+        <w:t xml:space="preserve">catalog entry is a Pro-widget-style SKU, not a wallet spend.</w:t>
+      </w:r>
+      <w:r>
+        <w:t xml:space="preserve"> </w:t>
+      </w:r>
+      <w:r>
+        <w:t xml:space="preserve">-</w:t>
+      </w:r>
+      <w:r>
+        <w:t xml:space="preserve"> </w:t>
+      </w:r>
+      <w:r>
+        <w:rPr>
+          <w:b/>
+          <w:bCs/>
+        </w:rPr>
+        <w:t xml:space="preserve">0003 token wallet RETIRED</w:t>
+      </w:r>
+      <w:r>
+        <w:t xml:space="preserve">; commission 0%; in-app paid SKUs use 0034 apply-then-pay + manual admin approval — none load-bearing here.</w:t>
+      </w:r>
+      <w:r>
+        <w:t xml:space="preserve"> </w:t>
+      </w:r>
+      <w:r>
+        <w:t xml:space="preserve">- Confirm the shipped component set in code before quoting this spec’s rule-engine or template-library claims.</w:t>
+      </w:r>
+    </w:p>
+    <w:p>
+      <w:pPr>
+        <w:pStyle w:val="BlockText"/>
+      </w:pPr>
+      <w:r>
+        <w:t xml:space="preserve">When this body disagrees with the above,</w:t>
+      </w:r>
+      <w:r>
+        <w:t xml:space="preserve"> </w:t>
+      </w:r>
+      <w:r>
+        <w:rPr>
+          <w:b/>
+          <w:bCs/>
+        </w:rPr>
+        <w:t xml:space="preserve">the above wins.</w:t>
       </w:r>
     </w:p>
     <w:p>
@@ -162,7 +413,7 @@
         </w:pict>
       </w:r>
     </w:p>
-    <w:bookmarkStart w:id="9" w:name="what-this-iteration-ships"/>
+    <w:bookmarkStart w:id="10" w:name="what-this-iteration-ships"/>
     <w:p>
       <w:pPr>
         <w:pStyle w:val="Heading2"/>
@@ -647,8 +898,8 @@
         </w:pict>
       </w:r>
     </w:p>
-    <w:bookmarkEnd w:id="9"/>
-    <w:bookmarkStart w:id="14" w:name="setnayan-guide-rule-engine"/>
+    <w:bookmarkEnd w:id="10"/>
+    <w:bookmarkStart w:id="15" w:name="setnayan-guide-rule-engine"/>
     <w:p>
       <w:pPr>
         <w:pStyle w:val="Heading2"/>
@@ -704,7 +955,7 @@
         <w:t xml:space="preserve">), an explanation, and 0–3 suggested alternative colors with reasons.</w:t>
       </w:r>
     </w:p>
-    <w:bookmarkStart w:id="10" w:name="rule-categories"/>
+    <w:bookmarkStart w:id="11" w:name="rule-categories"/>
     <w:p>
       <w:pPr>
         <w:pStyle w:val="Heading3"/>
@@ -1211,8 +1462,8 @@
         <w:t xml:space="preserve">affordance to break the pre-fill.</w:t>
       </w:r>
     </w:p>
-    <w:bookmarkEnd w:id="10"/>
-    <w:bookmarkStart w:id="11" w:name="engine-output-format"/>
+    <w:bookmarkEnd w:id="11"/>
+    <w:bookmarkStart w:id="12" w:name="engine-output-format"/>
     <w:p>
       <w:pPr>
         <w:pStyle w:val="Heading3"/>
@@ -2035,8 +2286,8 @@
         <w:t xml:space="preserve">}</w:t>
       </w:r>
     </w:p>
-    <w:bookmarkEnd w:id="11"/>
-    <w:bookmarkStart w:id="12" w:name="ux-states"/>
+    <w:bookmarkEnd w:id="12"/>
+    <w:bookmarkStart w:id="13" w:name="ux-states"/>
     <w:p>
       <w:pPr>
         <w:pStyle w:val="Heading3"/>
@@ -2222,8 +2473,8 @@
         </w:tc>
       </w:tr>
     </w:tbl>
-    <w:bookmarkEnd w:id="12"/>
-    <w:bookmarkStart w:id="13" w:name="disable-setnayan-guide-override"/>
+    <w:bookmarkEnd w:id="13"/>
+    <w:bookmarkStart w:id="14" w:name="disable-setnayan-guide-override"/>
     <w:p>
       <w:pPr>
         <w:pStyle w:val="Heading3"/>
@@ -2382,9 +2633,9 @@
         </w:pict>
       </w:r>
     </w:p>
-    <w:bookmarkEnd w:id="13"/>
     <w:bookmarkEnd w:id="14"/>
-    <w:bookmarkStart w:id="15" w:name="pre-template-palette-themes"/>
+    <w:bookmarkEnd w:id="15"/>
+    <w:bookmarkStart w:id="16" w:name="pre-template-palette-themes"/>
     <w:p>
       <w:pPr>
         <w:pStyle w:val="Heading2"/>
@@ -4382,8 +4633,8 @@
         </w:pict>
       </w:r>
     </w:p>
-    <w:bookmarkEnd w:id="15"/>
-    <w:bookmarkStart w:id="16" w:name="color-name-library"/>
+    <w:bookmarkEnd w:id="16"/>
+    <w:bookmarkStart w:id="17" w:name="color-name-library"/>
     <w:p>
       <w:pPr>
         <w:pStyle w:val="Heading2"/>
@@ -4848,8 +5099,8 @@
         </w:pict>
       </w:r>
     </w:p>
-    <w:bookmarkEnd w:id="16"/>
-    <w:bookmarkStart w:id="17" w:name="image-extraction-pipeline"/>
+    <w:bookmarkEnd w:id="17"/>
+    <w:bookmarkStart w:id="18" w:name="image-extraction-pipeline"/>
     <w:p>
       <w:pPr>
         <w:pStyle w:val="Heading2"/>
@@ -4941,8 +5192,8 @@
         </w:pict>
       </w:r>
     </w:p>
-    <w:bookmarkEnd w:id="17"/>
-    <w:bookmarkStart w:id="18" w:name="master-palette"/>
+    <w:bookmarkEnd w:id="18"/>
+    <w:bookmarkStart w:id="19" w:name="master-palette"/>
     <w:p>
       <w:pPr>
         <w:pStyle w:val="Heading2"/>
@@ -5158,8 +5409,8 @@
         </w:pict>
       </w:r>
     </w:p>
-    <w:bookmarkEnd w:id="18"/>
-    <w:bookmarkStart w:id="19" w:name="saved-palettes-library"/>
+    <w:bookmarkEnd w:id="19"/>
+    <w:bookmarkStart w:id="20" w:name="saved-palettes-library"/>
     <w:p>
       <w:pPr>
         <w:pStyle w:val="Heading2"/>
@@ -5409,8 +5660,8 @@
         </w:pict>
       </w:r>
     </w:p>
-    <w:bookmarkEnd w:id="19"/>
-    <w:bookmarkStart w:id="35" w:name="Xbe83b60ec03ae47efd0688ab3a98e61bfe0c5b7"/>
+    <w:bookmarkEnd w:id="20"/>
+    <w:bookmarkStart w:id="36" w:name="Xbe83b60ec03ae47efd0688ab3a98e61bfe0c5b7"/>
     <w:p>
       <w:pPr>
         <w:pStyle w:val="Heading2"/>
@@ -5738,7 +5989,7 @@
         <w:t xml:space="preserve">pipeline.</w:t>
       </w:r>
     </w:p>
-    <w:bookmarkStart w:id="20" w:name="card-layout"/>
+    <w:bookmarkStart w:id="21" w:name="card-layout"/>
     <w:p>
       <w:pPr>
         <w:pStyle w:val="Heading3"/>
@@ -5775,8 +6026,8 @@
         <w:t xml:space="preserve">Same pattern for both pillars. Mobile = single column scroll. Desktop = 2–3 column grid.</w:t>
       </w:r>
     </w:p>
-    <w:bookmarkEnd w:id="20"/>
-    <w:bookmarkStart w:id="21" w:name="color-range-manipulator-the-tagging-tool"/>
+    <w:bookmarkEnd w:id="21"/>
+    <w:bookmarkStart w:id="22" w:name="color-range-manipulator-the-tagging-tool"/>
     <w:p>
       <w:pPr>
         <w:pStyle w:val="Heading3"/>
@@ -5948,8 +6199,8 @@
         <w:t xml:space="preserve">Setnayan content team only (uploading + tagging library assets). Stylists gain access in V1.x as part of the stylist persona work (previously deferred to V1.5+, pulled forward by this lock). Hosts view-only in V1; optional in V1.x+.</w:t>
       </w:r>
     </w:p>
-    <w:bookmarkEnd w:id="21"/>
-    <w:bookmarkStart w:id="22" w:name="Xb4c493932eecaf6c530a9e371c8109731e04cb0"/>
+    <w:bookmarkEnd w:id="22"/>
+    <w:bookmarkStart w:id="23" w:name="Xb4c493932eecaf6c530a9e371c8109731e04cb0"/>
     <w:p>
       <w:pPr>
         <w:pStyle w:val="Heading3"/>
@@ -6042,8 +6293,8 @@
         <w:t xml:space="preserve">Optional — hosts without a dress code preference skip it; general-guest cards render in neutral defaults</w:t>
       </w:r>
     </w:p>
-    <w:bookmarkEnd w:id="22"/>
-    <w:bookmarkStart w:id="23" w:name="asset-sourcing-strategy"/>
+    <w:bookmarkEnd w:id="23"/>
+    <w:bookmarkStart w:id="24" w:name="asset-sourcing-strategy"/>
     <w:p>
       <w:pPr>
         <w:pStyle w:val="Heading3"/>
@@ -6285,8 +6536,8 @@
         <w:t xml:space="preserve">Filipino-first content — figures with Filipino features (mestizo, native, Chinese-Filipino across age + body type ranges) wearing typical Filipino-wedding guest attire (terno, modern Filipiniana, formal cocktail dresses, barong tagalog, modern suits, kids’ formal wear, mother-of-the-bride wraps). Venues span Filipino wedding contexts (Tagaytay garden, Manila hotel ballroom, Catholic cathedral interior, beach reception, hacienda-style estate, modern Manila reception space).</w:t>
       </w:r>
     </w:p>
-    <w:bookmarkEnd w:id="23"/>
-    <w:bookmarkStart w:id="24" w:name="save-lock-mechanism"/>
+    <w:bookmarkEnd w:id="24"/>
+    <w:bookmarkStart w:id="25" w:name="save-lock-mechanism"/>
     <w:p>
       <w:pPr>
         <w:pStyle w:val="Heading3"/>
@@ -6542,8 +6793,8 @@
         </w:tc>
       </w:tr>
     </w:tbl>
-    <w:bookmarkEnd w:id="24"/>
-    <w:bookmarkStart w:id="25" w:name="data-model-additions"/>
+    <w:bookmarkEnd w:id="25"/>
+    <w:bookmarkStart w:id="26" w:name="data-model-additions"/>
     <w:p>
       <w:pPr>
         <w:pStyle w:val="Heading3"/>
@@ -8111,8 +8362,8 @@
         <w:t xml:space="preserve">);</w:t>
       </w:r>
     </w:p>
-    <w:bookmarkEnd w:id="25"/>
-    <w:bookmarkStart w:id="26" w:name="v1-acceptance-gates"/>
+    <w:bookmarkEnd w:id="26"/>
+    <w:bookmarkStart w:id="27" w:name="v1-acceptance-gates"/>
     <w:p>
       <w:pPr>
         <w:pStyle w:val="Heading3"/>
@@ -8262,8 +8513,8 @@
         <w:t xml:space="preserve">Color range manipulator handles ΔE 5–30 tolerance; HSL substitution preserves shadows/highlights; render at sub-megapixel runs at 60fps in modern browsers</w:t>
       </w:r>
     </w:p>
-    <w:bookmarkEnd w:id="26"/>
-    <w:bookmarkStart w:id="34" w:name="cross-references"/>
+    <w:bookmarkEnd w:id="27"/>
+    <w:bookmarkStart w:id="35" w:name="cross-references"/>
     <w:p>
       <w:pPr>
         <w:pStyle w:val="Heading3"/>
@@ -8280,7 +8531,7 @@
           <w:numId w:val="1014"/>
         </w:numPr>
       </w:pPr>
-      <w:hyperlink r:id="rId27">
+      <w:hyperlink r:id="rId28">
         <w:r>
           <w:rPr>
             <w:rStyle w:val="Hyperlink"/>
@@ -8303,7 +8554,7 @@
           <w:numId w:val="1014"/>
         </w:numPr>
       </w:pPr>
-      <w:hyperlink r:id="rId28">
+      <w:hyperlink r:id="rId29">
         <w:r>
           <w:rPr>
             <w:rStyle w:val="Hyperlink"/>
@@ -8326,7 +8577,7 @@
           <w:numId w:val="1014"/>
         </w:numPr>
       </w:pPr>
-      <w:hyperlink r:id="rId29">
+      <w:hyperlink r:id="rId30">
         <w:r>
           <w:rPr>
             <w:rStyle w:val="Hyperlink"/>
@@ -8349,7 +8600,7 @@
           <w:numId w:val="1014"/>
         </w:numPr>
       </w:pPr>
-      <w:hyperlink r:id="rId30">
+      <w:hyperlink r:id="rId31">
         <w:r>
           <w:rPr>
             <w:rStyle w:val="Hyperlink"/>
@@ -8372,7 +8623,7 @@
           <w:numId w:val="1014"/>
         </w:numPr>
       </w:pPr>
-      <w:hyperlink r:id="rId31">
+      <w:hyperlink r:id="rId32">
         <w:r>
           <w:rPr>
             <w:rStyle w:val="Hyperlink"/>
@@ -8389,7 +8640,7 @@
       <w:r>
         <w:t xml:space="preserve"> </w:t>
       </w:r>
-      <w:hyperlink r:id="rId32">
+      <w:hyperlink r:id="rId33">
         <w:r>
           <w:rPr>
             <w:rStyle w:val="Hyperlink"/>
@@ -8406,7 +8657,7 @@
       <w:r>
         <w:t xml:space="preserve"> </w:t>
       </w:r>
-      <w:hyperlink r:id="rId33">
+      <w:hyperlink r:id="rId34">
         <w:r>
           <w:rPr>
             <w:rStyle w:val="Hyperlink"/>
@@ -8452,9 +8703,9 @@
         </w:pict>
       </w:r>
     </w:p>
-    <w:bookmarkEnd w:id="34"/>
     <w:bookmarkEnd w:id="35"/>
-    <w:bookmarkStart w:id="44" w:name="X78238fef4a0aff3ad320b26cbf6758cb3461996"/>
+    <w:bookmarkEnd w:id="36"/>
+    <w:bookmarkStart w:id="45" w:name="X78238fef4a0aff3ad320b26cbf6758cb3461996"/>
     <w:p>
       <w:pPr>
         <w:pStyle w:val="Heading2"/>
@@ -8514,7 +8765,7 @@
       <w:r>
         <w:t xml:space="preserve"> </w:t>
       </w:r>
-      <w:hyperlink r:id="rId36">
+      <w:hyperlink r:id="rId37">
         <w:r>
           <w:rPr>
             <w:rStyle w:val="Hyperlink"/>
@@ -8526,7 +8777,7 @@
         <w:t xml:space="preserve">.</w:t>
       </w:r>
     </w:p>
-    <w:bookmarkStart w:id="37" w:name="free-vs-professional-split"/>
+    <w:bookmarkStart w:id="38" w:name="free-vs-professional-split"/>
     <w:p>
       <w:pPr>
         <w:pStyle w:val="Heading3"/>
@@ -9045,8 +9296,8 @@
         </w:tc>
       </w:tr>
     </w:tbl>
-    <w:bookmarkEnd w:id="37"/>
-    <w:bookmarkStart w:id="39" w:name="composite-scene-architecture-path-c"/>
+    <w:bookmarkEnd w:id="38"/>
+    <w:bookmarkStart w:id="40" w:name="composite-scene-architecture-path-c"/>
     <w:p>
       <w:pPr>
         <w:pStyle w:val="Heading3"/>
@@ -9191,7 +9442,7 @@
       <w:r>
         <w:t xml:space="preserve"> </w:t>
       </w:r>
-      <w:hyperlink r:id="rId38">
+      <w:hyperlink r:id="rId39">
         <w:r>
           <w:rPr>
             <w:rStyle w:val="Hyperlink"/>
@@ -9272,8 +9523,8 @@
         <w:t xml:space="preserve">) become first-class layer categories in the Composite Scene library — same four keys serve both vendor filtering (marketplace facet) and moodboard rendering (composite layers).</w:t>
       </w:r>
     </w:p>
-    <w:bookmarkEnd w:id="39"/>
-    <w:bookmarkStart w:id="40" w:name="X1e40ac53a9dfef3e9414d83fa8c6f6cc110c143"/>
+    <w:bookmarkEnd w:id="40"/>
+    <w:bookmarkStart w:id="41" w:name="X1e40ac53a9dfef3e9414d83fa8c6f6cc110c143"/>
     <w:p>
       <w:pPr>
         <w:pStyle w:val="Heading3"/>
@@ -9591,8 +9842,8 @@
         <w:t xml:space="preserve">“professional mood board pricing should be per render. just render cost. use anytime, no activation needed.”</w:t>
       </w:r>
     </w:p>
-    <w:bookmarkEnd w:id="40"/>
-    <w:bookmarkStart w:id="41" w:name="host-access-pattern"/>
+    <w:bookmarkEnd w:id="41"/>
+    <w:bookmarkStart w:id="42" w:name="host-access-pattern"/>
     <w:p>
       <w:pPr>
         <w:pStyle w:val="Heading3"/>
@@ -9661,8 +9912,8 @@
         <w:t xml:space="preserve">Drives Stylist marketplace adoption while preserving DIY access for self-directed couples.</w:t>
       </w:r>
     </w:p>
-    <w:bookmarkEnd w:id="41"/>
-    <w:bookmarkStart w:id="42" w:name="industry-positioning"/>
+    <w:bookmarkEnd w:id="42"/>
+    <w:bookmarkStart w:id="43" w:name="industry-positioning"/>
     <w:p>
       <w:pPr>
         <w:pStyle w:val="Heading3"/>
@@ -9720,8 +9971,8 @@
         <w:t xml:space="preserve">(Stylist-facing, outcome-led; aligns with stylist-mediated host access pattern above.)</w:t>
       </w:r>
     </w:p>
-    <w:bookmarkEnd w:id="42"/>
-    <w:bookmarkStart w:id="43" w:name="cross-service-engine-reuse"/>
+    <w:bookmarkEnd w:id="43"/>
+    <w:bookmarkStart w:id="44" w:name="cross-service-engine-reuse"/>
     <w:p>
       <w:pPr>
         <w:pStyle w:val="Heading3"/>
@@ -9841,9 +10092,9 @@
         </w:pict>
       </w:r>
     </w:p>
-    <w:bookmarkEnd w:id="43"/>
     <w:bookmarkEnd w:id="44"/>
-    <w:bookmarkStart w:id="45" w:name="mobile-thumb-zone-ux"/>
+    <w:bookmarkEnd w:id="45"/>
+    <w:bookmarkStart w:id="46" w:name="mobile-thumb-zone-ux"/>
     <w:p>
       <w:pPr>
         <w:pStyle w:val="Heading2"/>
@@ -10080,8 +10331,8 @@
         </w:pict>
       </w:r>
     </w:p>
-    <w:bookmarkEnd w:id="45"/>
-    <w:bookmarkStart w:id="46" w:name="data-model"/>
+    <w:bookmarkEnd w:id="46"/>
+    <w:bookmarkStart w:id="47" w:name="data-model"/>
     <w:p>
       <w:pPr>
         <w:pStyle w:val="Heading2"/>
@@ -10544,8 +10795,8 @@
         </w:pict>
       </w:r>
     </w:p>
-    <w:bookmarkEnd w:id="46"/>
-    <w:bookmarkStart w:id="47" w:name="setnayan-guide-engine-implementation"/>
+    <w:bookmarkEnd w:id="47"/>
+    <w:bookmarkStart w:id="48" w:name="setnayan-guide-engine-implementation"/>
     <w:p>
       <w:pPr>
         <w:pStyle w:val="Heading2"/>
@@ -11437,8 +11688,8 @@
         </w:pict>
       </w:r>
     </w:p>
-    <w:bookmarkEnd w:id="47"/>
-    <w:bookmarkStart w:id="48" w:name="acceptance-criteria"/>
+    <w:bookmarkEnd w:id="48"/>
+    <w:bookmarkStart w:id="49" w:name="acceptance-criteria"/>
     <w:p>
       <w:pPr>
         <w:pStyle w:val="Heading2"/>
@@ -11756,8 +12007,8 @@
         </w:pict>
       </w:r>
     </w:p>
-    <w:bookmarkEnd w:id="48"/>
-    <w:bookmarkStart w:id="49" w:name="open-questions"/>
+    <w:bookmarkEnd w:id="49"/>
+    <w:bookmarkStart w:id="50" w:name="open-questions"/>
     <w:p>
       <w:pPr>
         <w:pStyle w:val="Heading2"/>
@@ -11901,8 +12152,8 @@
         </w:pict>
       </w:r>
     </w:p>
-    <w:bookmarkEnd w:id="49"/>
-    <w:bookmarkStart w:id="52" w:name="companion-specs-and-cross-references"/>
+    <w:bookmarkEnd w:id="50"/>
+    <w:bookmarkStart w:id="53" w:name="companion-specs-and-cross-references"/>
     <w:p>
       <w:pPr>
         <w:pStyle w:val="Heading2"/>
@@ -12012,7 +12263,7 @@
       <w:pPr>
         <w:pStyle w:val="FirstParagraph"/>
       </w:pPr>
-      <w:hyperlink r:id="rId50">
+      <w:hyperlink r:id="rId51">
         <w:r>
           <w:rPr>
             <w:rStyle w:val="Hyperlink"/>
@@ -12025,7 +12276,7 @@
       <w:pPr>
         <w:pStyle w:val="BodyText"/>
       </w:pPr>
-      <w:hyperlink r:id="rId51">
+      <w:hyperlink r:id="rId52">
         <w:r>
           <w:rPr>
             <w:rStyle w:val="Hyperlink"/>
@@ -12034,8 +12285,8 @@
         </w:r>
       </w:hyperlink>
     </w:p>
-    <w:bookmarkEnd w:id="52"/>
     <w:bookmarkEnd w:id="53"/>
+    <w:bookmarkEnd w:id="54"/>
     <w:sectPr>
       <w:footnotePr>
         <w:numRestart w:val="eachSect"/>
